--- a/01-foundations/notes/05_L15-L17_对齐_GRPO_多模态.docx
+++ b/01-foundations/notes/05_L15-L17_对齐_GRPO_多模态.docx
@@ -50,6 +50,7 @@
     </w:p>
     <w:p>
       <w:pPr>
+        <w:pStyle w:val="Heading2"/>
         <w:spacing w:before="200" w:after="80"/>
       </w:pPr>
       <w:r>
@@ -339,6 +340,7 @@
     </w:p>
     <w:p>
       <w:pPr>
+        <w:pStyle w:val="Heading2"/>
         <w:spacing w:before="200" w:after="80"/>
       </w:pPr>
       <w:r>
@@ -354,6 +356,7 @@
     </w:p>
     <w:p>
       <w:pPr>
+        <w:pStyle w:val="Heading3"/>
         <w:spacing w:before="120" w:after="80"/>
       </w:pPr>
       <w:r>
@@ -731,6 +734,7 @@
     </w:p>
     <w:p>
       <w:pPr>
+        <w:pStyle w:val="Heading3"/>
         <w:spacing w:before="120" w:after="80"/>
       </w:pPr>
       <w:r>
@@ -778,6 +782,7 @@
     </w:p>
     <w:p>
       <w:pPr>
+        <w:pStyle w:val="Heading4"/>
         <w:spacing w:before="120" w:after="80"/>
       </w:pPr>
       <w:r>
@@ -785,6 +790,7 @@
           <w:rFonts w:ascii="Times New Roman" w:hAnsi="Times New Roman" w:eastAsia="微软雅黑"/>
           <w:b/>
           <w:i w:val="0"/>
+          <w:color w:val="1F3964"/>
           <w:sz w:val="24"/>
         </w:rPr>
         <w:t>15.1.1 什么是 SFT？</w:t>
@@ -1016,6 +1022,7 @@
     </w:p>
     <w:p>
       <w:pPr>
+        <w:pStyle w:val="Heading4"/>
         <w:spacing w:before="120" w:after="80"/>
       </w:pPr>
       <w:r>
@@ -1023,6 +1030,7 @@
           <w:rFonts w:ascii="Times New Roman" w:hAnsi="Times New Roman" w:eastAsia="微软雅黑"/>
           <w:b/>
           <w:i w:val="0"/>
+          <w:color w:val="1F3964"/>
           <w:sz w:val="24"/>
         </w:rPr>
         <w:t>15.1.2 SFT 数据集有哪些？</w:t>
@@ -1570,6 +1578,7 @@
     </w:p>
     <w:p>
       <w:pPr>
+        <w:pStyle w:val="Heading4"/>
         <w:spacing w:before="120" w:after="80"/>
       </w:pPr>
       <w:r>
@@ -1577,6 +1586,7 @@
           <w:rFonts w:ascii="Times New Roman" w:hAnsi="Times New Roman" w:eastAsia="微软雅黑"/>
           <w:b/>
           <w:i w:val="0"/>
+          <w:color w:val="1F3964"/>
           <w:sz w:val="24"/>
         </w:rPr>
         <w:t>15.1.3 SFT 数据里什么最重要？</w:t>
@@ -1980,6 +1990,7 @@
     </w:p>
     <w:p>
       <w:pPr>
+        <w:pStyle w:val="Heading3"/>
         <w:spacing w:before="120" w:after="80"/>
       </w:pPr>
       <w:r>
@@ -2041,6 +2052,7 @@
     </w:p>
     <w:p>
       <w:pPr>
+        <w:pStyle w:val="Heading4"/>
         <w:spacing w:before="120" w:after="80"/>
       </w:pPr>
       <w:r>
@@ -2048,6 +2060,7 @@
           <w:rFonts w:ascii="Times New Roman" w:hAnsi="Times New Roman" w:eastAsia="微软雅黑"/>
           <w:b/>
           <w:i w:val="0"/>
+          <w:color w:val="1F3964"/>
           <w:sz w:val="24"/>
         </w:rPr>
         <w:t>15.2.1 为什么需要 RLHF？</w:t>
@@ -2385,6 +2398,7 @@
     </w:p>
     <w:p>
       <w:pPr>
+        <w:pStyle w:val="Heading4"/>
         <w:spacing w:before="120" w:after="80"/>
       </w:pPr>
       <w:r>
@@ -2392,6 +2406,7 @@
           <w:rFonts w:ascii="Times New Roman" w:hAnsi="Times New Roman" w:eastAsia="微软雅黑"/>
           <w:b/>
           <w:i w:val="0"/>
+          <w:color w:val="1F3964"/>
           <w:sz w:val="24"/>
         </w:rPr>
         <w:t>15.2.2 RLHF 的三个步骤</w:t>
@@ -2685,6 +2700,7 @@
     </w:p>
     <w:p>
       <w:pPr>
+        <w:pStyle w:val="Heading4"/>
         <w:spacing w:before="120" w:after="80"/>
       </w:pPr>
       <w:r>
@@ -2692,6 +2708,7 @@
           <w:rFonts w:ascii="Times New Roman" w:hAnsi="Times New Roman" w:eastAsia="微软雅黑"/>
           <w:b/>
           <w:i w:val="0"/>
+          <w:color w:val="1F3964"/>
           <w:sz w:val="24"/>
         </w:rPr>
         <w:t>15.2.3 PPO 是什么？</w:t>
@@ -2991,6 +3008,7 @@
     </w:p>
     <w:p>
       <w:pPr>
+        <w:pStyle w:val="Heading4"/>
         <w:spacing w:before="120" w:after="80"/>
       </w:pPr>
       <w:r>
@@ -2998,6 +3016,7 @@
           <w:rFonts w:ascii="Times New Roman" w:hAnsi="Times New Roman" w:eastAsia="微软雅黑"/>
           <w:b/>
           <w:i w:val="0"/>
+          <w:color w:val="1F3964"/>
           <w:sz w:val="24"/>
         </w:rPr>
         <w:t>15.2.4 RLHF 的问题</w:t>
@@ -3267,6 +3286,7 @@
     </w:p>
     <w:p>
       <w:pPr>
+        <w:pStyle w:val="Heading3"/>
         <w:spacing w:before="120" w:after="80"/>
       </w:pPr>
       <w:r>
@@ -3328,6 +3348,7 @@
     </w:p>
     <w:p>
       <w:pPr>
+        <w:pStyle w:val="Heading4"/>
         <w:spacing w:before="120" w:after="80"/>
       </w:pPr>
       <w:r>
@@ -3335,6 +3356,7 @@
           <w:rFonts w:ascii="Times New Roman" w:hAnsi="Times New Roman" w:eastAsia="微软雅黑"/>
           <w:b/>
           <w:i w:val="0"/>
+          <w:color w:val="1F3964"/>
           <w:sz w:val="24"/>
         </w:rPr>
         <w:t>15.3.1 什么是 DPO？</w:t>
@@ -3614,6 +3636,7 @@
     </w:p>
     <w:p>
       <w:pPr>
+        <w:pStyle w:val="Heading4"/>
         <w:spacing w:before="120" w:after="80"/>
       </w:pPr>
       <w:r>
@@ -3621,6 +3644,7 @@
           <w:rFonts w:ascii="Times New Roman" w:hAnsi="Times New Roman" w:eastAsia="微软雅黑"/>
           <w:b/>
           <w:i w:val="0"/>
+          <w:color w:val="1F3964"/>
           <w:sz w:val="24"/>
         </w:rPr>
         <w:t>15.3.2 DPO vs PPO</w:t>
@@ -3722,6 +3746,7 @@
     </w:p>
     <w:p>
       <w:pPr>
+        <w:pStyle w:val="Heading3"/>
         <w:spacing w:before="120" w:after="80"/>
       </w:pPr>
       <w:r>
@@ -3751,6 +3776,7 @@
     </w:p>
     <w:p>
       <w:pPr>
+        <w:pStyle w:val="Heading4"/>
         <w:spacing w:before="120" w:after="80"/>
       </w:pPr>
       <w:r>
@@ -3758,6 +3784,7 @@
           <w:rFonts w:ascii="Times New Roman" w:hAnsi="Times New Roman" w:eastAsia="微软雅黑"/>
           <w:b/>
           <w:i w:val="0"/>
+          <w:color w:val="1F3964"/>
           <w:sz w:val="24"/>
         </w:rPr>
         <w:t>15.4.1 安全对齐</w:t>
@@ -3879,6 +3906,7 @@
     </w:p>
     <w:p>
       <w:pPr>
+        <w:pStyle w:val="Heading4"/>
         <w:spacing w:before="120" w:after="80"/>
       </w:pPr>
       <w:r>
@@ -3886,6 +3914,7 @@
           <w:rFonts w:ascii="Times New Roman" w:hAnsi="Times New Roman" w:eastAsia="微软雅黑"/>
           <w:b/>
           <w:i w:val="0"/>
+          <w:color w:val="1F3964"/>
           <w:sz w:val="24"/>
         </w:rPr>
         <w:t>15.4.2 工具使用</w:t>
@@ -4103,6 +4132,7 @@
     </w:p>
     <w:p>
       <w:pPr>
+        <w:pStyle w:val="Heading4"/>
         <w:spacing w:before="120" w:after="80"/>
       </w:pPr>
       <w:r>
@@ -4110,6 +4140,7 @@
           <w:rFonts w:ascii="Times New Roman" w:hAnsi="Times New Roman" w:eastAsia="微软雅黑"/>
           <w:b/>
           <w:i w:val="0"/>
+          <w:color w:val="1F3964"/>
           <w:sz w:val="24"/>
         </w:rPr>
         <w:t>15.4.3 推理能力</w:t>
@@ -4231,6 +4262,7 @@
     </w:p>
     <w:p>
       <w:pPr>
+        <w:pStyle w:val="Heading3"/>
         <w:spacing w:before="120" w:after="80"/>
       </w:pPr>
       <w:r>
@@ -4666,6 +4698,7 @@
     </w:p>
     <w:p>
       <w:pPr>
+        <w:pStyle w:val="Heading3"/>
         <w:spacing w:before="120" w:after="80"/>
       </w:pPr>
       <w:r>
@@ -5195,6 +5228,7 @@
     </w:p>
     <w:p>
       <w:pPr>
+        <w:pStyle w:val="Heading3"/>
         <w:spacing w:before="120" w:after="80"/>
       </w:pPr>
       <w:r>
@@ -5516,6 +5550,7 @@
     </w:p>
     <w:p>
       <w:pPr>
+        <w:pStyle w:val="Heading2"/>
         <w:spacing w:before="200" w:after="80"/>
       </w:pPr>
       <w:r>
@@ -5531,6 +5566,7 @@
     </w:p>
     <w:p>
       <w:pPr>
+        <w:pStyle w:val="Heading3"/>
         <w:spacing w:before="120" w:after="80"/>
       </w:pPr>
       <w:r>
@@ -5834,6 +5870,7 @@
     </w:p>
     <w:p>
       <w:pPr>
+        <w:pStyle w:val="Heading3"/>
         <w:spacing w:before="120" w:after="80"/>
       </w:pPr>
       <w:r>
@@ -5881,6 +5918,7 @@
     </w:p>
     <w:p>
       <w:pPr>
+        <w:pStyle w:val="Heading4"/>
         <w:spacing w:before="120" w:after="80"/>
       </w:pPr>
       <w:r>
@@ -5888,6 +5926,7 @@
           <w:rFonts w:ascii="Times New Roman" w:hAnsi="Times New Roman" w:eastAsia="微软雅黑"/>
           <w:b/>
           <w:i w:val="0"/>
+          <w:color w:val="1F3964"/>
           <w:sz w:val="24"/>
         </w:rPr>
         <w:t>16.1.1 PPO 的问题</w:t>
@@ -6069,6 +6108,7 @@
     </w:p>
     <w:p>
       <w:pPr>
+        <w:pStyle w:val="Heading4"/>
         <w:spacing w:before="120" w:after="80"/>
       </w:pPr>
       <w:r>
@@ -6076,6 +6116,7 @@
           <w:rFonts w:ascii="Times New Roman" w:hAnsi="Times New Roman" w:eastAsia="微软雅黑"/>
           <w:b/>
           <w:i w:val="0"/>
+          <w:color w:val="1F3964"/>
           <w:sz w:val="24"/>
         </w:rPr>
         <w:t>16.1.2 GRPO 的核心思想</w:t>
@@ -6392,6 +6433,7 @@
     </w:p>
     <w:p>
       <w:pPr>
+        <w:pStyle w:val="Heading4"/>
         <w:spacing w:before="120" w:after="80"/>
       </w:pPr>
       <w:r>
@@ -6399,6 +6441,7 @@
           <w:rFonts w:ascii="Times New Roman" w:hAnsi="Times New Roman" w:eastAsia="微软雅黑"/>
           <w:b/>
           <w:i w:val="0"/>
+          <w:color w:val="1F3964"/>
           <w:sz w:val="24"/>
         </w:rPr>
         <w:t>16.1.3 GRPO vs PPO</w:t>
@@ -6738,6 +6781,7 @@
     </w:p>
     <w:p>
       <w:pPr>
+        <w:pStyle w:val="Heading3"/>
         <w:spacing w:before="120" w:after="80"/>
       </w:pPr>
       <w:r>
@@ -6767,6 +6811,7 @@
     </w:p>
     <w:p>
       <w:pPr>
+        <w:pStyle w:val="Heading4"/>
         <w:spacing w:before="120" w:after="80"/>
       </w:pPr>
       <w:r>
@@ -6774,6 +6819,7 @@
           <w:rFonts w:ascii="Times New Roman" w:hAnsi="Times New Roman" w:eastAsia="微软雅黑"/>
           <w:b/>
           <w:i w:val="0"/>
+          <w:color w:val="1F3964"/>
           <w:sz w:val="24"/>
         </w:rPr>
         <w:t>16.2.1 什么是 RLVR？</w:t>
@@ -7028,6 +7074,7 @@
     </w:p>
     <w:p>
       <w:pPr>
+        <w:pStyle w:val="Heading4"/>
         <w:spacing w:before="120" w:after="80"/>
       </w:pPr>
       <w:r>
@@ -7035,6 +7082,7 @@
           <w:rFonts w:ascii="Times New Roman" w:hAnsi="Times New Roman" w:eastAsia="微软雅黑"/>
           <w:b/>
           <w:i w:val="0"/>
+          <w:color w:val="1F3964"/>
           <w:sz w:val="24"/>
         </w:rPr>
         <w:t>16.2.2 RLVR 怎么做？</w:t>
@@ -7502,6 +7550,7 @@
     </w:p>
     <w:p>
       <w:pPr>
+        <w:pStyle w:val="Heading3"/>
         <w:spacing w:before="120" w:after="80"/>
       </w:pPr>
       <w:r>
@@ -7595,6 +7644,7 @@
     </w:p>
     <w:p>
       <w:pPr>
+        <w:pStyle w:val="Heading4"/>
         <w:spacing w:before="120" w:after="80"/>
       </w:pPr>
       <w:r>
@@ -7602,6 +7652,7 @@
           <w:rFonts w:ascii="Times New Roman" w:hAnsi="Times New Roman" w:eastAsia="微软雅黑"/>
           <w:b/>
           <w:i w:val="0"/>
+          <w:color w:val="1F3964"/>
           <w:sz w:val="24"/>
         </w:rPr>
         <w:t>16.3.1 R1 的基本设置</w:t>
@@ -7915,6 +7966,7 @@
     </w:p>
     <w:p>
       <w:pPr>
+        <w:pStyle w:val="Heading4"/>
         <w:spacing w:before="120" w:after="80"/>
       </w:pPr>
       <w:r>
@@ -7922,6 +7974,7 @@
           <w:rFonts w:ascii="Times New Roman" w:hAnsi="Times New Roman" w:eastAsia="微软雅黑"/>
           <w:b/>
           <w:i w:val="0"/>
+          <w:color w:val="1F3964"/>
           <w:sz w:val="24"/>
         </w:rPr>
         <w:t>16.3.2 R1 的发现</w:t>
@@ -8201,6 +8254,7 @@
     </w:p>
     <w:p>
       <w:pPr>
+        <w:pStyle w:val="Heading4"/>
         <w:spacing w:before="120" w:after="80"/>
       </w:pPr>
       <w:r>
@@ -8208,6 +8262,7 @@
           <w:rFonts w:ascii="Times New Roman" w:hAnsi="Times New Roman" w:eastAsia="微软雅黑"/>
           <w:b/>
           <w:i w:val="0"/>
+          <w:color w:val="1F3964"/>
           <w:sz w:val="24"/>
         </w:rPr>
         <w:t>16.3.3 R1 的影响</w:t>
@@ -8401,6 +8456,7 @@
     </w:p>
     <w:p>
       <w:pPr>
+        <w:pStyle w:val="Heading3"/>
         <w:spacing w:before="120" w:after="80"/>
       </w:pPr>
       <w:r>
@@ -8430,6 +8486,7 @@
     </w:p>
     <w:p>
       <w:pPr>
+        <w:pStyle w:val="Heading4"/>
         <w:spacing w:before="120" w:after="80"/>
       </w:pPr>
       <w:r>
@@ -8437,6 +8494,7 @@
           <w:rFonts w:ascii="Times New Roman" w:hAnsi="Times New Roman" w:eastAsia="微软雅黑"/>
           <w:b/>
           <w:i w:val="0"/>
+          <w:color w:val="1F3964"/>
           <w:sz w:val="24"/>
         </w:rPr>
         <w:t>16.4.1 Kimi K1.5</w:t>
@@ -8558,6 +8616,7 @@
     </w:p>
     <w:p>
       <w:pPr>
+        <w:pStyle w:val="Heading4"/>
         <w:spacing w:before="120" w:after="80"/>
       </w:pPr>
       <w:r>
@@ -8565,6 +8624,7 @@
           <w:rFonts w:ascii="Times New Roman" w:hAnsi="Times New Roman" w:eastAsia="微软雅黑"/>
           <w:b/>
           <w:i w:val="0"/>
+          <w:color w:val="1F3964"/>
           <w:sz w:val="24"/>
         </w:rPr>
         <w:t>16.4.2 Qwen 3</w:t>
@@ -8686,6 +8746,7 @@
     </w:p>
     <w:p>
       <w:pPr>
+        <w:pStyle w:val="Heading4"/>
         <w:spacing w:before="120" w:after="80"/>
       </w:pPr>
       <w:r>
@@ -8693,6 +8754,7 @@
           <w:rFonts w:ascii="Times New Roman" w:hAnsi="Times New Roman" w:eastAsia="微软雅黑"/>
           <w:b/>
           <w:i w:val="0"/>
+          <w:color w:val="1F3964"/>
           <w:sz w:val="24"/>
         </w:rPr>
         <w:t>16.4.3 低数据 RLVR</w:t>
@@ -8952,6 +9014,7 @@
     </w:p>
     <w:p>
       <w:pPr>
+        <w:pStyle w:val="Heading3"/>
         <w:spacing w:before="120" w:after="80"/>
       </w:pPr>
       <w:r>
@@ -8981,6 +9044,7 @@
     </w:p>
     <w:p>
       <w:pPr>
+        <w:pStyle w:val="Heading4"/>
         <w:spacing w:before="120" w:after="80"/>
       </w:pPr>
       <w:r>
@@ -8988,6 +9052,7 @@
           <w:rFonts w:ascii="Times New Roman" w:hAnsi="Times New Roman" w:eastAsia="微软雅黑"/>
           <w:b/>
           <w:i w:val="0"/>
+          <w:color w:val="1F3964"/>
           <w:sz w:val="24"/>
         </w:rPr>
         <w:t>16.5.1 挑战一：奖励的设计</w:t>
@@ -9170,6 +9235,7 @@
     </w:p>
     <w:p>
       <w:pPr>
+        <w:pStyle w:val="Heading4"/>
         <w:spacing w:before="120" w:after="80"/>
       </w:pPr>
       <w:r>
@@ -9177,6 +9243,7 @@
           <w:rFonts w:ascii="Times New Roman" w:hAnsi="Times New Roman" w:eastAsia="微软雅黑"/>
           <w:b/>
           <w:i w:val="0"/>
+          <w:color w:val="1F3964"/>
           <w:sz w:val="24"/>
         </w:rPr>
         <w:t>16.5.2 挑战二：泛化能力</w:t>
@@ -9258,6 +9325,7 @@
     </w:p>
     <w:p>
       <w:pPr>
+        <w:pStyle w:val="Heading4"/>
         <w:spacing w:before="120" w:after="80"/>
       </w:pPr>
       <w:r>
@@ -9265,6 +9333,7 @@
           <w:rFonts w:ascii="Times New Roman" w:hAnsi="Times New Roman" w:eastAsia="微软雅黑"/>
           <w:b/>
           <w:i w:val="0"/>
+          <w:color w:val="1F3964"/>
           <w:sz w:val="24"/>
         </w:rPr>
         <w:t>16.5.3 挑战三：通用推理</w:t>
@@ -9527,6 +9596,7 @@
     </w:p>
     <w:p>
       <w:pPr>
+        <w:pStyle w:val="Heading3"/>
         <w:spacing w:before="120" w:after="80"/>
       </w:pPr>
       <w:r>
@@ -9900,6 +9970,7 @@
     </w:p>
     <w:p>
       <w:pPr>
+        <w:pStyle w:val="Heading3"/>
         <w:spacing w:before="120" w:after="80"/>
       </w:pPr>
       <w:r>
@@ -10315,6 +10386,7 @@
     </w:p>
     <w:p>
       <w:pPr>
+        <w:pStyle w:val="Heading3"/>
         <w:spacing w:before="120" w:after="80"/>
       </w:pPr>
       <w:r>
@@ -10612,6 +10684,7 @@
     </w:p>
     <w:p>
       <w:pPr>
+        <w:pStyle w:val="Heading2"/>
         <w:spacing w:before="200" w:after="80"/>
       </w:pPr>
       <w:r>
@@ -10627,6 +10700,7 @@
     </w:p>
     <w:p>
       <w:pPr>
+        <w:pStyle w:val="Heading3"/>
         <w:spacing w:before="120" w:after="80"/>
       </w:pPr>
       <w:r>
@@ -11120,6 +11194,7 @@
     </w:p>
     <w:p>
       <w:pPr>
+        <w:pStyle w:val="Heading3"/>
         <w:spacing w:before="120" w:after="80"/>
       </w:pPr>
       <w:r>
@@ -11486,6 +11561,7 @@
     </w:p>
     <w:p>
       <w:pPr>
+        <w:pStyle w:val="Heading3"/>
         <w:spacing w:before="120" w:after="80"/>
       </w:pPr>
       <w:r>
@@ -11547,6 +11623,7 @@
     </w:p>
     <w:p>
       <w:pPr>
+        <w:pStyle w:val="Heading4"/>
         <w:spacing w:before="120" w:after="80"/>
       </w:pPr>
       <w:r>
@@ -11554,6 +11631,7 @@
           <w:rFonts w:ascii="Times New Roman" w:hAnsi="Times New Roman" w:eastAsia="微软雅黑"/>
           <w:b/>
           <w:i w:val="0"/>
+          <w:color w:val="1F3964"/>
           <w:sz w:val="24"/>
         </w:rPr>
         <w:t>17.2.1 CLIP 是做什么的？</w:t>
@@ -11773,6 +11851,7 @@
     </w:p>
     <w:p>
       <w:pPr>
+        <w:pStyle w:val="Heading4"/>
         <w:spacing w:before="120" w:after="80"/>
       </w:pPr>
       <w:r>
@@ -11780,6 +11859,7 @@
           <w:rFonts w:ascii="Times New Roman" w:hAnsi="Times New Roman" w:eastAsia="微软雅黑"/>
           <w:b/>
           <w:i w:val="0"/>
+          <w:color w:val="1F3964"/>
           <w:sz w:val="24"/>
         </w:rPr>
         <w:t>17.2.2 CLIP 怎么训练？</w:t>
@@ -12095,6 +12175,7 @@
     </w:p>
     <w:p>
       <w:pPr>
+        <w:pStyle w:val="Heading4"/>
         <w:spacing w:before="120" w:after="80"/>
       </w:pPr>
       <w:r>
@@ -12102,6 +12183,7 @@
           <w:rFonts w:ascii="Times New Roman" w:hAnsi="Times New Roman" w:eastAsia="微软雅黑"/>
           <w:b/>
           <w:i w:val="0"/>
+          <w:color w:val="1F3964"/>
           <w:sz w:val="24"/>
         </w:rPr>
         <w:t>17.2.3 CLIP 的效果</w:t>
@@ -12213,6 +12295,7 @@
     </w:p>
     <w:p>
       <w:pPr>
+        <w:pStyle w:val="Heading4"/>
         <w:spacing w:before="120" w:after="80"/>
       </w:pPr>
       <w:r>
@@ -12220,6 +12303,7 @@
           <w:rFonts w:ascii="Times New Roman" w:hAnsi="Times New Roman" w:eastAsia="微软雅黑"/>
           <w:b/>
           <w:i w:val="0"/>
+          <w:color w:val="1F3964"/>
           <w:sz w:val="24"/>
         </w:rPr>
         <w:t>17.2.4 SigLIP：CLIP 的改进</w:t>
@@ -12373,6 +12457,7 @@
     </w:p>
     <w:p>
       <w:pPr>
+        <w:pStyle w:val="Heading3"/>
         <w:spacing w:before="120" w:after="80"/>
       </w:pPr>
       <w:r>
@@ -12654,6 +12739,7 @@
     </w:p>
     <w:p>
       <w:pPr>
+        <w:pStyle w:val="Heading4"/>
         <w:spacing w:before="120" w:after="80"/>
       </w:pPr>
       <w:r>
@@ -12661,6 +12747,7 @@
           <w:rFonts w:ascii="Times New Roman" w:hAnsi="Times New Roman" w:eastAsia="微软雅黑"/>
           <w:b/>
           <w:i w:val="0"/>
+          <w:color w:val="1F3964"/>
           <w:sz w:val="24"/>
         </w:rPr>
         <w:t>17.3.1 LLaVA：最经典的视觉语言模型</w:t>
@@ -12931,6 +13018,7 @@
     </w:p>
     <w:p>
       <w:pPr>
+        <w:pStyle w:val="Heading4"/>
         <w:spacing w:before="120" w:after="80"/>
       </w:pPr>
       <w:r>
@@ -12938,6 +13026,7 @@
           <w:rFonts w:ascii="Times New Roman" w:hAnsi="Times New Roman" w:eastAsia="微软雅黑"/>
           <w:b/>
           <w:i w:val="0"/>
+          <w:color w:val="1F3964"/>
           <w:sz w:val="24"/>
         </w:rPr>
         <w:t>17.3.2 LLaVA-OneVision：统一的视觉模型</w:t>
@@ -13077,6 +13166,7 @@
     </w:p>
     <w:p>
       <w:pPr>
+        <w:pStyle w:val="Heading4"/>
         <w:spacing w:before="120" w:after="80"/>
       </w:pPr>
       <w:r>
@@ -13084,6 +13174,7 @@
           <w:rFonts w:ascii="Times New Roman" w:hAnsi="Times New Roman" w:eastAsia="微软雅黑"/>
           <w:b/>
           <w:i w:val="0"/>
+          <w:color w:val="1F3964"/>
           <w:sz w:val="24"/>
         </w:rPr>
         <w:t>17.3.3 Qwen-VL 系列</w:t>
@@ -13369,6 +13460,7 @@
     </w:p>
     <w:p>
       <w:pPr>
+        <w:pStyle w:val="Heading3"/>
         <w:spacing w:before="120" w:after="80"/>
       </w:pPr>
       <w:r>
@@ -13462,6 +13554,7 @@
     </w:p>
     <w:p>
       <w:pPr>
+        <w:pStyle w:val="Heading4"/>
         <w:spacing w:before="120" w:after="80"/>
       </w:pPr>
       <w:r>
@@ -13469,6 +13562,7 @@
           <w:rFonts w:ascii="Times New Roman" w:hAnsi="Times New Roman" w:eastAsia="微软雅黑"/>
           <w:b/>
           <w:i w:val="0"/>
+          <w:color w:val="1F3964"/>
           <w:sz w:val="24"/>
         </w:rPr>
         <w:t>17.4.1 什么是原生多模态？</w:t>
@@ -13576,6 +13670,7 @@
     </w:p>
     <w:p>
       <w:pPr>
+        <w:pStyle w:val="Heading4"/>
         <w:spacing w:before="120" w:after="80"/>
       </w:pPr>
       <w:r>
@@ -13583,6 +13678,7 @@
           <w:rFonts w:ascii="Times New Roman" w:hAnsi="Times New Roman" w:eastAsia="微软雅黑"/>
           <w:b/>
           <w:i w:val="0"/>
+          <w:color w:val="1F3964"/>
           <w:sz w:val="24"/>
         </w:rPr>
         <w:t>17.4.2 Chameleon 是怎么做的？</w:t>
@@ -13944,6 +14040,7 @@
     </w:p>
     <w:p>
       <w:pPr>
+        <w:pStyle w:val="Heading4"/>
         <w:spacing w:before="120" w:after="80"/>
       </w:pPr>
       <w:r>
@@ -13951,6 +14048,7 @@
           <w:rFonts w:ascii="Times New Roman" w:hAnsi="Times New Roman" w:eastAsia="微软雅黑"/>
           <w:b/>
           <w:i w:val="0"/>
+          <w:color w:val="1F3964"/>
           <w:sz w:val="24"/>
         </w:rPr>
         <w:t>17.4.3 原生多模态的挑战</w:t>
@@ -14258,6 +14356,7 @@
     </w:p>
     <w:p>
       <w:pPr>
+        <w:pStyle w:val="Heading3"/>
         <w:spacing w:before="120" w:after="80"/>
       </w:pPr>
       <w:r>
@@ -14287,6 +14386,7 @@
     </w:p>
     <w:p>
       <w:pPr>
+        <w:pStyle w:val="Heading4"/>
         <w:spacing w:before="120" w:after="80"/>
       </w:pPr>
       <w:r>
@@ -14294,6 +14394,7 @@
           <w:rFonts w:ascii="Times New Roman" w:hAnsi="Times New Roman" w:eastAsia="微软雅黑"/>
           <w:b/>
           <w:i w:val="0"/>
+          <w:color w:val="1F3964"/>
           <w:sz w:val="24"/>
         </w:rPr>
         <w:t>17.5.1 趋势一：越来越统一</w:t>
@@ -14361,6 +14462,7 @@
     </w:p>
     <w:p>
       <w:pPr>
+        <w:pStyle w:val="Heading4"/>
         <w:spacing w:before="120" w:after="80"/>
       </w:pPr>
       <w:r>
@@ -14368,6 +14470,7 @@
           <w:rFonts w:ascii="Times New Roman" w:hAnsi="Times New Roman" w:eastAsia="微软雅黑"/>
           <w:b/>
           <w:i w:val="0"/>
+          <w:color w:val="1F3964"/>
           <w:sz w:val="24"/>
         </w:rPr>
         <w:t>17.5.2 趋势二：模态越来越多</w:t>
@@ -14435,6 +14538,7 @@
     </w:p>
     <w:p>
       <w:pPr>
+        <w:pStyle w:val="Heading4"/>
         <w:spacing w:before="120" w:after="80"/>
       </w:pPr>
       <w:r>
@@ -14442,6 +14546,7 @@
           <w:rFonts w:ascii="Times New Roman" w:hAnsi="Times New Roman" w:eastAsia="微软雅黑"/>
           <w:b/>
           <w:i w:val="0"/>
+          <w:color w:val="1F3964"/>
           <w:sz w:val="24"/>
         </w:rPr>
         <w:t>17.5.3 趋势三：生成能力越来越强</w:t>
@@ -14509,6 +14614,7 @@
     </w:p>
     <w:p>
       <w:pPr>
+        <w:pStyle w:val="Heading4"/>
         <w:spacing w:before="120" w:after="80"/>
       </w:pPr>
       <w:r>
@@ -14516,6 +14622,7 @@
           <w:rFonts w:ascii="Times New Roman" w:hAnsi="Times New Roman" w:eastAsia="微软雅黑"/>
           <w:b/>
           <w:i w:val="0"/>
+          <w:color w:val="1F3964"/>
           <w:sz w:val="24"/>
         </w:rPr>
         <w:t>17.5.4 终极目标：全能模型</w:t>
@@ -14799,6 +14906,7 @@
     </w:p>
     <w:p>
       <w:pPr>
+        <w:pStyle w:val="Heading3"/>
         <w:spacing w:before="120" w:after="80"/>
       </w:pPr>
       <w:r>
@@ -15306,6 +15414,7 @@
     </w:p>
     <w:p>
       <w:pPr>
+        <w:pStyle w:val="Heading3"/>
         <w:spacing w:before="120" w:after="80"/>
       </w:pPr>
       <w:r>
@@ -15725,6 +15834,7 @@
     </w:p>
     <w:p>
       <w:pPr>
+        <w:pStyle w:val="Heading3"/>
         <w:spacing w:before="120" w:after="80"/>
       </w:pPr>
       <w:r>
@@ -15960,6 +16070,7 @@
     </w:p>
     <w:p>
       <w:pPr>
+        <w:pStyle w:val="Heading2"/>
         <w:spacing w:before="200" w:after="80"/>
       </w:pPr>
       <w:r>
@@ -16981,7 +17092,7 @@
       <w:outlineLvl w:val="0"/>
     </w:pPr>
     <w:rPr>
-      <w:rFonts w:asciiTheme="majorHAnsi" w:eastAsiaTheme="majorEastAsia" w:hAnsiTheme="majorHAnsi" w:cstheme="majorBidi"/>
+      <w:rFonts w:asciiTheme="majorHAnsi" w:eastAsiaTheme="majorEastAsia" w:hAnsiTheme="majorHAnsi" w:cstheme="majorBidi" w:eastAsia="微软雅黑"/>
       <w:b/>
       <w:bCs/>
       <w:color w:val="365F91" w:themeColor="accent1" w:themeShade="BF"/>
@@ -17005,7 +17116,7 @@
       <w:outlineLvl w:val="1"/>
     </w:pPr>
     <w:rPr>
-      <w:rFonts w:asciiTheme="majorHAnsi" w:eastAsiaTheme="majorEastAsia" w:hAnsiTheme="majorHAnsi" w:cstheme="majorBidi"/>
+      <w:rFonts w:asciiTheme="majorHAnsi" w:eastAsiaTheme="majorEastAsia" w:hAnsiTheme="majorHAnsi" w:cstheme="majorBidi" w:eastAsia="微软雅黑"/>
       <w:b/>
       <w:bCs/>
       <w:color w:val="4F81BD" w:themeColor="accent1"/>
@@ -17029,7 +17140,7 @@
       <w:outlineLvl w:val="2"/>
     </w:pPr>
     <w:rPr>
-      <w:rFonts w:asciiTheme="majorHAnsi" w:eastAsiaTheme="majorEastAsia" w:hAnsiTheme="majorHAnsi" w:cstheme="majorBidi"/>
+      <w:rFonts w:asciiTheme="majorHAnsi" w:eastAsiaTheme="majorEastAsia" w:hAnsiTheme="majorHAnsi" w:cstheme="majorBidi" w:eastAsia="微软雅黑"/>
       <w:b/>
       <w:bCs/>
       <w:color w:val="4F81BD" w:themeColor="accent1"/>
@@ -17052,7 +17163,7 @@
       <w:outlineLvl w:val="3"/>
     </w:pPr>
     <w:rPr>
-      <w:rFonts w:asciiTheme="majorHAnsi" w:eastAsiaTheme="majorEastAsia" w:hAnsiTheme="majorHAnsi" w:cstheme="majorBidi"/>
+      <w:rFonts w:asciiTheme="majorHAnsi" w:eastAsiaTheme="majorEastAsia" w:hAnsiTheme="majorHAnsi" w:cstheme="majorBidi" w:eastAsia="微软雅黑"/>
       <w:b/>
       <w:bCs/>
       <w:i/>
@@ -17077,7 +17188,7 @@
       <w:outlineLvl w:val="4"/>
     </w:pPr>
     <w:rPr>
-      <w:rFonts w:asciiTheme="majorHAnsi" w:eastAsiaTheme="majorEastAsia" w:hAnsiTheme="majorHAnsi" w:cstheme="majorBidi"/>
+      <w:rFonts w:asciiTheme="majorHAnsi" w:eastAsiaTheme="majorEastAsia" w:hAnsiTheme="majorHAnsi" w:cstheme="majorBidi" w:eastAsia="微软雅黑"/>
       <w:color w:val="243F60" w:themeColor="accent1" w:themeShade="7F"/>
     </w:rPr>
   </w:style>
@@ -17098,7 +17209,7 @@
       <w:outlineLvl w:val="5"/>
     </w:pPr>
     <w:rPr>
-      <w:rFonts w:asciiTheme="majorHAnsi" w:eastAsiaTheme="majorEastAsia" w:hAnsiTheme="majorHAnsi" w:cstheme="majorBidi"/>
+      <w:rFonts w:asciiTheme="majorHAnsi" w:eastAsiaTheme="majorEastAsia" w:hAnsiTheme="majorHAnsi" w:cstheme="majorBidi" w:eastAsia="微软雅黑"/>
       <w:i/>
       <w:iCs/>
       <w:color w:val="243F60" w:themeColor="accent1" w:themeShade="7F"/>

--- a/01-foundations/notes/05_L15-L17_对齐_GRPO_多模态.docx
+++ b/01-foundations/notes/05_L15-L17_对齐_GRPO_多模态.docx
@@ -58,7 +58,7 @@
           <w:rFonts w:ascii="Times New Roman" w:hAnsi="Times New Roman" w:eastAsia="微软雅黑"/>
           <w:b/>
           <w:i w:val="0"/>
-          <w:color w:val="1F3964"/>
+          <w:color w:val="4E7EBA"/>
           <w:sz w:val="32"/>
         </w:rPr>
         <w:t>写在前面：这三讲学什么？</w:t>
@@ -348,7 +348,7 @@
           <w:rFonts w:ascii="Times New Roman" w:hAnsi="Times New Roman" w:eastAsia="微软雅黑"/>
           <w:b/>
           <w:i w:val="0"/>
-          <w:color w:val="1F3964"/>
+          <w:color w:val="4E7EBA"/>
           <w:sz w:val="32"/>
         </w:rPr>
         <w:t>第十五讲：对齐 I — 怎么让模型更听话？</w:t>
@@ -364,7 +364,7 @@
           <w:rFonts w:ascii="Times New Roman" w:hAnsi="Times New Roman" w:eastAsia="微软雅黑"/>
           <w:b/>
           <w:i w:val="0"/>
-          <w:color w:val="1F3964"/>
+          <w:color w:val="4E7EBA"/>
           <w:sz w:val="27"/>
         </w:rPr>
         <w:t>15.0 前置知识：预训练之后还有什么？</w:t>
@@ -742,7 +742,7 @@
           <w:rFonts w:ascii="Times New Roman" w:hAnsi="Times New Roman" w:eastAsia="微软雅黑"/>
           <w:b/>
           <w:i w:val="0"/>
-          <w:color w:val="1F3964"/>
+          <w:color w:val="4E7EBA"/>
           <w:sz w:val="27"/>
         </w:rPr>
         <w:t>15.1 SFT：监督微调 — 教模型怎么说话</w:t>
@@ -790,7 +790,7 @@
           <w:rFonts w:ascii="Times New Roman" w:hAnsi="Times New Roman" w:eastAsia="微软雅黑"/>
           <w:b/>
           <w:i w:val="0"/>
-          <w:color w:val="1F3964"/>
+          <w:color w:val="4E7EBA"/>
           <w:sz w:val="24"/>
         </w:rPr>
         <w:t>15.1.1 什么是 SFT？</w:t>
@@ -1030,7 +1030,7 @@
           <w:rFonts w:ascii="Times New Roman" w:hAnsi="Times New Roman" w:eastAsia="微软雅黑"/>
           <w:b/>
           <w:i w:val="0"/>
-          <w:color w:val="1F3964"/>
+          <w:color w:val="4E7EBA"/>
           <w:sz w:val="24"/>
         </w:rPr>
         <w:t>15.1.2 SFT 数据集有哪些？</w:t>
@@ -1586,7 +1586,7 @@
           <w:rFonts w:ascii="Times New Roman" w:hAnsi="Times New Roman" w:eastAsia="微软雅黑"/>
           <w:b/>
           <w:i w:val="0"/>
-          <w:color w:val="1F3964"/>
+          <w:color w:val="4E7EBA"/>
           <w:sz w:val="24"/>
         </w:rPr>
         <w:t>15.1.3 SFT 数据里什么最重要？</w:t>
@@ -1998,7 +1998,7 @@
           <w:rFonts w:ascii="Times New Roman" w:hAnsi="Times New Roman" w:eastAsia="微软雅黑"/>
           <w:b/>
           <w:i w:val="0"/>
-          <w:color w:val="1F3964"/>
+          <w:color w:val="4E7EBA"/>
           <w:sz w:val="27"/>
         </w:rPr>
         <w:t>15.2 RLHF：基于人类反馈的强化学习</w:t>
@@ -2060,7 +2060,7 @@
           <w:rFonts w:ascii="Times New Roman" w:hAnsi="Times New Roman" w:eastAsia="微软雅黑"/>
           <w:b/>
           <w:i w:val="0"/>
-          <w:color w:val="1F3964"/>
+          <w:color w:val="4E7EBA"/>
           <w:sz w:val="24"/>
         </w:rPr>
         <w:t>15.2.1 为什么需要 RLHF？</w:t>
@@ -2406,7 +2406,7 @@
           <w:rFonts w:ascii="Times New Roman" w:hAnsi="Times New Roman" w:eastAsia="微软雅黑"/>
           <w:b/>
           <w:i w:val="0"/>
-          <w:color w:val="1F3964"/>
+          <w:color w:val="4E7EBA"/>
           <w:sz w:val="24"/>
         </w:rPr>
         <w:t>15.2.2 RLHF 的三个步骤</w:t>
@@ -2708,7 +2708,7 @@
           <w:rFonts w:ascii="Times New Roman" w:hAnsi="Times New Roman" w:eastAsia="微软雅黑"/>
           <w:b/>
           <w:i w:val="0"/>
-          <w:color w:val="1F3964"/>
+          <w:color w:val="4E7EBA"/>
           <w:sz w:val="24"/>
         </w:rPr>
         <w:t>15.2.3 PPO 是什么？</w:t>
@@ -3016,7 +3016,7 @@
           <w:rFonts w:ascii="Times New Roman" w:hAnsi="Times New Roman" w:eastAsia="微软雅黑"/>
           <w:b/>
           <w:i w:val="0"/>
-          <w:color w:val="1F3964"/>
+          <w:color w:val="4E7EBA"/>
           <w:sz w:val="24"/>
         </w:rPr>
         <w:t>15.2.4 RLHF 的问题</w:t>
@@ -3294,7 +3294,7 @@
           <w:rFonts w:ascii="Times New Roman" w:hAnsi="Times New Roman" w:eastAsia="微软雅黑"/>
           <w:b/>
           <w:i w:val="0"/>
-          <w:color w:val="1F3964"/>
+          <w:color w:val="4E7EBA"/>
           <w:sz w:val="27"/>
         </w:rPr>
         <w:t>15.3 DPO：更简单的对齐方法</w:t>
@@ -3356,7 +3356,7 @@
           <w:rFonts w:ascii="Times New Roman" w:hAnsi="Times New Roman" w:eastAsia="微软雅黑"/>
           <w:b/>
           <w:i w:val="0"/>
-          <w:color w:val="1F3964"/>
+          <w:color w:val="4E7EBA"/>
           <w:sz w:val="24"/>
         </w:rPr>
         <w:t>15.3.1 什么是 DPO？</w:t>
@@ -3644,7 +3644,7 @@
           <w:rFonts w:ascii="Times New Roman" w:hAnsi="Times New Roman" w:eastAsia="微软雅黑"/>
           <w:b/>
           <w:i w:val="0"/>
-          <w:color w:val="1F3964"/>
+          <w:color w:val="4E7EBA"/>
           <w:sz w:val="24"/>
         </w:rPr>
         <w:t>15.3.2 DPO vs PPO</w:t>
@@ -3754,7 +3754,7 @@
           <w:rFonts w:ascii="Times New Roman" w:hAnsi="Times New Roman" w:eastAsia="微软雅黑"/>
           <w:b/>
           <w:i w:val="0"/>
-          <w:color w:val="1F3964"/>
+          <w:color w:val="4E7EBA"/>
           <w:sz w:val="27"/>
         </w:rPr>
         <w:t>15.4 对齐的其他方面</w:t>
@@ -3784,7 +3784,7 @@
           <w:rFonts w:ascii="Times New Roman" w:hAnsi="Times New Roman" w:eastAsia="微软雅黑"/>
           <w:b/>
           <w:i w:val="0"/>
-          <w:color w:val="1F3964"/>
+          <w:color w:val="4E7EBA"/>
           <w:sz w:val="24"/>
         </w:rPr>
         <w:t>15.4.1 安全对齐</w:t>
@@ -3914,7 +3914,7 @@
           <w:rFonts w:ascii="Times New Roman" w:hAnsi="Times New Roman" w:eastAsia="微软雅黑"/>
           <w:b/>
           <w:i w:val="0"/>
-          <w:color w:val="1F3964"/>
+          <w:color w:val="4E7EBA"/>
           <w:sz w:val="24"/>
         </w:rPr>
         <w:t>15.4.2 工具使用</w:t>
@@ -4140,7 +4140,7 @@
           <w:rFonts w:ascii="Times New Roman" w:hAnsi="Times New Roman" w:eastAsia="微软雅黑"/>
           <w:b/>
           <w:i w:val="0"/>
-          <w:color w:val="1F3964"/>
+          <w:color w:val="4E7EBA"/>
           <w:sz w:val="24"/>
         </w:rPr>
         <w:t>15.4.3 推理能力</w:t>
@@ -4270,7 +4270,7 @@
           <w:rFonts w:ascii="Times New Roman" w:hAnsi="Times New Roman" w:eastAsia="微软雅黑"/>
           <w:b/>
           <w:i w:val="0"/>
-          <w:color w:val="1F3964"/>
+          <w:color w:val="4E7EBA"/>
           <w:sz w:val="27"/>
         </w:rPr>
         <w:t>15.5 本讲小结</w:t>
@@ -4706,7 +4706,7 @@
           <w:rFonts w:ascii="Times New Roman" w:hAnsi="Times New Roman" w:eastAsia="微软雅黑"/>
           <w:b/>
           <w:i w:val="0"/>
-          <w:color w:val="1F3964"/>
+          <w:color w:val="4E7EBA"/>
           <w:sz w:val="27"/>
         </w:rPr>
         <w:t>15.6 小白常见问题 Q&amp;A</w:t>
@@ -5236,7 +5236,7 @@
           <w:rFonts w:ascii="Times New Roman" w:hAnsi="Times New Roman" w:eastAsia="微软雅黑"/>
           <w:b/>
           <w:i w:val="0"/>
-          <w:color w:val="1F3964"/>
+          <w:color w:val="4E7EBA"/>
           <w:sz w:val="27"/>
         </w:rPr>
         <w:t>15.7 学习路线图</w:t>
@@ -5558,7 +5558,7 @@
           <w:rFonts w:ascii="Times New Roman" w:hAnsi="Times New Roman" w:eastAsia="微软雅黑"/>
           <w:b/>
           <w:i w:val="0"/>
-          <w:color w:val="1F3964"/>
+          <w:color w:val="4E7EBA"/>
           <w:sz w:val="32"/>
         </w:rPr>
         <w:t>第十六讲：对齐 II — 推理模型与 GRPO</w:t>
@@ -5574,7 +5574,7 @@
           <w:rFonts w:ascii="Times New Roman" w:hAnsi="Times New Roman" w:eastAsia="微软雅黑"/>
           <w:b/>
           <w:i w:val="0"/>
-          <w:color w:val="1F3964"/>
+          <w:color w:val="4E7EBA"/>
           <w:sz w:val="27"/>
         </w:rPr>
         <w:t>16.0 前置知识：从 RLHF 到 RLVR</w:t>
@@ -5878,7 +5878,7 @@
           <w:rFonts w:ascii="Times New Roman" w:hAnsi="Times New Roman" w:eastAsia="微软雅黑"/>
           <w:b/>
           <w:i w:val="0"/>
-          <w:color w:val="1F3964"/>
+          <w:color w:val="4E7EBA"/>
           <w:sz w:val="27"/>
         </w:rPr>
         <w:t>16.1 GRPO：比 PPO 更简单的强化学习</w:t>
@@ -5926,7 +5926,7 @@
           <w:rFonts w:ascii="Times New Roman" w:hAnsi="Times New Roman" w:eastAsia="微软雅黑"/>
           <w:b/>
           <w:i w:val="0"/>
-          <w:color w:val="1F3964"/>
+          <w:color w:val="4E7EBA"/>
           <w:sz w:val="24"/>
         </w:rPr>
         <w:t>16.1.1 PPO 的问题</w:t>
@@ -6116,7 +6116,7 @@
           <w:rFonts w:ascii="Times New Roman" w:hAnsi="Times New Roman" w:eastAsia="微软雅黑"/>
           <w:b/>
           <w:i w:val="0"/>
-          <w:color w:val="1F3964"/>
+          <w:color w:val="4E7EBA"/>
           <w:sz w:val="24"/>
         </w:rPr>
         <w:t>16.1.2 GRPO 的核心思想</w:t>
@@ -6441,7 +6441,7 @@
           <w:rFonts w:ascii="Times New Roman" w:hAnsi="Times New Roman" w:eastAsia="微软雅黑"/>
           <w:b/>
           <w:i w:val="0"/>
-          <w:color w:val="1F3964"/>
+          <w:color w:val="4E7EBA"/>
           <w:sz w:val="24"/>
         </w:rPr>
         <w:t>16.1.3 GRPO vs PPO</w:t>
@@ -6789,7 +6789,7 @@
           <w:rFonts w:ascii="Times New Roman" w:hAnsi="Times New Roman" w:eastAsia="微软雅黑"/>
           <w:b/>
           <w:i w:val="0"/>
-          <w:color w:val="1F3964"/>
+          <w:color w:val="4E7EBA"/>
           <w:sz w:val="27"/>
         </w:rPr>
         <w:t>16.2 RLVR：用可验证奖励训练推理模型</w:t>
@@ -6819,7 +6819,7 @@
           <w:rFonts w:ascii="Times New Roman" w:hAnsi="Times New Roman" w:eastAsia="微软雅黑"/>
           <w:b/>
           <w:i w:val="0"/>
-          <w:color w:val="1F3964"/>
+          <w:color w:val="4E7EBA"/>
           <w:sz w:val="24"/>
         </w:rPr>
         <w:t>16.2.1 什么是 RLVR？</w:t>
@@ -7082,7 +7082,7 @@
           <w:rFonts w:ascii="Times New Roman" w:hAnsi="Times New Roman" w:eastAsia="微软雅黑"/>
           <w:b/>
           <w:i w:val="0"/>
-          <w:color w:val="1F3964"/>
+          <w:color w:val="4E7EBA"/>
           <w:sz w:val="24"/>
         </w:rPr>
         <w:t>16.2.2 RLVR 怎么做？</w:t>
@@ -7558,7 +7558,7 @@
           <w:rFonts w:ascii="Times New Roman" w:hAnsi="Times New Roman" w:eastAsia="微软雅黑"/>
           <w:b/>
           <w:i w:val="0"/>
-          <w:color w:val="1F3964"/>
+          <w:color w:val="4E7EBA"/>
           <w:sz w:val="27"/>
         </w:rPr>
         <w:t>16.3 案例研究：DeepSeek R1</w:t>
@@ -7652,7 +7652,7 @@
           <w:rFonts w:ascii="Times New Roman" w:hAnsi="Times New Roman" w:eastAsia="微软雅黑"/>
           <w:b/>
           <w:i w:val="0"/>
-          <w:color w:val="1F3964"/>
+          <w:color w:val="4E7EBA"/>
           <w:sz w:val="24"/>
         </w:rPr>
         <w:t>16.3.1 R1 的基本设置</w:t>
@@ -7974,7 +7974,7 @@
           <w:rFonts w:ascii="Times New Roman" w:hAnsi="Times New Roman" w:eastAsia="微软雅黑"/>
           <w:b/>
           <w:i w:val="0"/>
-          <w:color w:val="1F3964"/>
+          <w:color w:val="4E7EBA"/>
           <w:sz w:val="24"/>
         </w:rPr>
         <w:t>16.3.2 R1 的发现</w:t>
@@ -8262,7 +8262,7 @@
           <w:rFonts w:ascii="Times New Roman" w:hAnsi="Times New Roman" w:eastAsia="微软雅黑"/>
           <w:b/>
           <w:i w:val="0"/>
-          <w:color w:val="1F3964"/>
+          <w:color w:val="4E7EBA"/>
           <w:sz w:val="24"/>
         </w:rPr>
         <w:t>16.3.3 R1 的影响</w:t>
@@ -8464,7 +8464,7 @@
           <w:rFonts w:ascii="Times New Roman" w:hAnsi="Times New Roman" w:eastAsia="微软雅黑"/>
           <w:b/>
           <w:i w:val="0"/>
-          <w:color w:val="1F3964"/>
+          <w:color w:val="4E7EBA"/>
           <w:sz w:val="27"/>
         </w:rPr>
         <w:t>16.4 其他推理模型</w:t>
@@ -8494,7 +8494,7 @@
           <w:rFonts w:ascii="Times New Roman" w:hAnsi="Times New Roman" w:eastAsia="微软雅黑"/>
           <w:b/>
           <w:i w:val="0"/>
-          <w:color w:val="1F3964"/>
+          <w:color w:val="4E7EBA"/>
           <w:sz w:val="24"/>
         </w:rPr>
         <w:t>16.4.1 Kimi K1.5</w:t>
@@ -8624,7 +8624,7 @@
           <w:rFonts w:ascii="Times New Roman" w:hAnsi="Times New Roman" w:eastAsia="微软雅黑"/>
           <w:b/>
           <w:i w:val="0"/>
-          <w:color w:val="1F3964"/>
+          <w:color w:val="4E7EBA"/>
           <w:sz w:val="24"/>
         </w:rPr>
         <w:t>16.4.2 Qwen 3</w:t>
@@ -8754,7 +8754,7 @@
           <w:rFonts w:ascii="Times New Roman" w:hAnsi="Times New Roman" w:eastAsia="微软雅黑"/>
           <w:b/>
           <w:i w:val="0"/>
-          <w:color w:val="1F3964"/>
+          <w:color w:val="4E7EBA"/>
           <w:sz w:val="24"/>
         </w:rPr>
         <w:t>16.4.3 低数据 RLVR</w:t>
@@ -9022,7 +9022,7 @@
           <w:rFonts w:ascii="Times New Roman" w:hAnsi="Times New Roman" w:eastAsia="微软雅黑"/>
           <w:b/>
           <w:i w:val="0"/>
-          <w:color w:val="1F3964"/>
+          <w:color w:val="4E7EBA"/>
           <w:sz w:val="27"/>
         </w:rPr>
         <w:t>16.5 RLVR 的挑战和未来</w:t>
@@ -9052,7 +9052,7 @@
           <w:rFonts w:ascii="Times New Roman" w:hAnsi="Times New Roman" w:eastAsia="微软雅黑"/>
           <w:b/>
           <w:i w:val="0"/>
-          <w:color w:val="1F3964"/>
+          <w:color w:val="4E7EBA"/>
           <w:sz w:val="24"/>
         </w:rPr>
         <w:t>16.5.1 挑战一：奖励的设计</w:t>
@@ -9243,7 +9243,7 @@
           <w:rFonts w:ascii="Times New Roman" w:hAnsi="Times New Roman" w:eastAsia="微软雅黑"/>
           <w:b/>
           <w:i w:val="0"/>
-          <w:color w:val="1F3964"/>
+          <w:color w:val="4E7EBA"/>
           <w:sz w:val="24"/>
         </w:rPr>
         <w:t>16.5.2 挑战二：泛化能力</w:t>
@@ -9333,7 +9333,7 @@
           <w:rFonts w:ascii="Times New Roman" w:hAnsi="Times New Roman" w:eastAsia="微软雅黑"/>
           <w:b/>
           <w:i w:val="0"/>
-          <w:color w:val="1F3964"/>
+          <w:color w:val="4E7EBA"/>
           <w:sz w:val="24"/>
         </w:rPr>
         <w:t>16.5.3 挑战三：通用推理</w:t>
@@ -9604,7 +9604,7 @@
           <w:rFonts w:ascii="Times New Roman" w:hAnsi="Times New Roman" w:eastAsia="微软雅黑"/>
           <w:b/>
           <w:i w:val="0"/>
-          <w:color w:val="1F3964"/>
+          <w:color w:val="4E7EBA"/>
           <w:sz w:val="27"/>
         </w:rPr>
         <w:t>16.6 本讲小结</w:t>
@@ -9978,7 +9978,7 @@
           <w:rFonts w:ascii="Times New Roman" w:hAnsi="Times New Roman" w:eastAsia="微软雅黑"/>
           <w:b/>
           <w:i w:val="0"/>
-          <w:color w:val="1F3964"/>
+          <w:color w:val="4E7EBA"/>
           <w:sz w:val="27"/>
         </w:rPr>
         <w:t>16.7 小白常见问题 Q&amp;A</w:t>
@@ -10394,7 +10394,7 @@
           <w:rFonts w:ascii="Times New Roman" w:hAnsi="Times New Roman" w:eastAsia="微软雅黑"/>
           <w:b/>
           <w:i w:val="0"/>
-          <w:color w:val="1F3964"/>
+          <w:color w:val="4E7EBA"/>
           <w:sz w:val="27"/>
         </w:rPr>
         <w:t>16.8 学习路线图</w:t>
@@ -10692,7 +10692,7 @@
           <w:rFonts w:ascii="Times New Roman" w:hAnsi="Times New Roman" w:eastAsia="微软雅黑"/>
           <w:b/>
           <w:i w:val="0"/>
-          <w:color w:val="1F3964"/>
+          <w:color w:val="4E7EBA"/>
           <w:sz w:val="32"/>
         </w:rPr>
         <w:t>第十七讲：多模态模型 — 让模型能看能说</w:t>
@@ -10708,7 +10708,7 @@
           <w:rFonts w:ascii="Times New Roman" w:hAnsi="Times New Roman" w:eastAsia="微软雅黑"/>
           <w:b/>
           <w:i w:val="0"/>
-          <w:color w:val="1F3964"/>
+          <w:color w:val="4E7EBA"/>
           <w:sz w:val="27"/>
         </w:rPr>
         <w:t>17.0 前置知识：从纯文本到多模态</w:t>
@@ -11202,7 +11202,7 @@
           <w:rFonts w:ascii="Times New Roman" w:hAnsi="Times New Roman" w:eastAsia="微软雅黑"/>
           <w:b/>
           <w:i w:val="0"/>
-          <w:color w:val="1F3964"/>
+          <w:color w:val="4E7EBA"/>
           <w:sz w:val="27"/>
         </w:rPr>
         <w:t>17.1 核心挑战：怎么把不同模态变成 token？</w:t>
@@ -11569,7 +11569,7 @@
           <w:rFonts w:ascii="Times New Roman" w:hAnsi="Times New Roman" w:eastAsia="微软雅黑"/>
           <w:b/>
           <w:i w:val="0"/>
-          <w:color w:val="1F3964"/>
+          <w:color w:val="4E7EBA"/>
           <w:sz w:val="27"/>
         </w:rPr>
         <w:t>17.2 CLIP：图像-文本对比学习</w:t>
@@ -11631,7 +11631,7 @@
           <w:rFonts w:ascii="Times New Roman" w:hAnsi="Times New Roman" w:eastAsia="微软雅黑"/>
           <w:b/>
           <w:i w:val="0"/>
-          <w:color w:val="1F3964"/>
+          <w:color w:val="4E7EBA"/>
           <w:sz w:val="24"/>
         </w:rPr>
         <w:t>17.2.1 CLIP 是做什么的？</w:t>
@@ -11859,7 +11859,7 @@
           <w:rFonts w:ascii="Times New Roman" w:hAnsi="Times New Roman" w:eastAsia="微软雅黑"/>
           <w:b/>
           <w:i w:val="0"/>
-          <w:color w:val="1F3964"/>
+          <w:color w:val="4E7EBA"/>
           <w:sz w:val="24"/>
         </w:rPr>
         <w:t>17.2.2 CLIP 怎么训练？</w:t>
@@ -12183,7 +12183,7 @@
           <w:rFonts w:ascii="Times New Roman" w:hAnsi="Times New Roman" w:eastAsia="微软雅黑"/>
           <w:b/>
           <w:i w:val="0"/>
-          <w:color w:val="1F3964"/>
+          <w:color w:val="4E7EBA"/>
           <w:sz w:val="24"/>
         </w:rPr>
         <w:t>17.2.3 CLIP 的效果</w:t>
@@ -12303,7 +12303,7 @@
           <w:rFonts w:ascii="Times New Roman" w:hAnsi="Times New Roman" w:eastAsia="微软雅黑"/>
           <w:b/>
           <w:i w:val="0"/>
-          <w:color w:val="1F3964"/>
+          <w:color w:val="4E7EBA"/>
           <w:sz w:val="24"/>
         </w:rPr>
         <w:t>17.2.4 SigLIP：CLIP 的改进</w:t>
@@ -12465,7 +12465,7 @@
           <w:rFonts w:ascii="Times New Roman" w:hAnsi="Times New Roman" w:eastAsia="微软雅黑"/>
           <w:b/>
           <w:i w:val="0"/>
-          <w:color w:val="1F3964"/>
+          <w:color w:val="4E7EBA"/>
           <w:sz w:val="27"/>
         </w:rPr>
         <w:t>17.3 视觉语言模型：让 LLM 能看图</w:t>
@@ -12747,7 +12747,7 @@
           <w:rFonts w:ascii="Times New Roman" w:hAnsi="Times New Roman" w:eastAsia="微软雅黑"/>
           <w:b/>
           <w:i w:val="0"/>
-          <w:color w:val="1F3964"/>
+          <w:color w:val="4E7EBA"/>
           <w:sz w:val="24"/>
         </w:rPr>
         <w:t>17.3.1 LLaVA：最经典的视觉语言模型</w:t>
@@ -13026,7 +13026,7 @@
           <w:rFonts w:ascii="Times New Roman" w:hAnsi="Times New Roman" w:eastAsia="微软雅黑"/>
           <w:b/>
           <w:i w:val="0"/>
-          <w:color w:val="1F3964"/>
+          <w:color w:val="4E7EBA"/>
           <w:sz w:val="24"/>
         </w:rPr>
         <w:t>17.3.2 LLaVA-OneVision：统一的视觉模型</w:t>
@@ -13174,7 +13174,7 @@
           <w:rFonts w:ascii="Times New Roman" w:hAnsi="Times New Roman" w:eastAsia="微软雅黑"/>
           <w:b/>
           <w:i w:val="0"/>
-          <w:color w:val="1F3964"/>
+          <w:color w:val="4E7EBA"/>
           <w:sz w:val="24"/>
         </w:rPr>
         <w:t>17.3.3 Qwen-VL 系列</w:t>
@@ -13468,7 +13468,7 @@
           <w:rFonts w:ascii="Times New Roman" w:hAnsi="Times New Roman" w:eastAsia="微软雅黑"/>
           <w:b/>
           <w:i w:val="0"/>
-          <w:color w:val="1F3964"/>
+          <w:color w:val="4E7EBA"/>
           <w:sz w:val="27"/>
         </w:rPr>
         <w:t>17.4 原生多模态模型：Chameleon</w:t>
@@ -13562,7 +13562,7 @@
           <w:rFonts w:ascii="Times New Roman" w:hAnsi="Times New Roman" w:eastAsia="微软雅黑"/>
           <w:b/>
           <w:i w:val="0"/>
-          <w:color w:val="1F3964"/>
+          <w:color w:val="4E7EBA"/>
           <w:sz w:val="24"/>
         </w:rPr>
         <w:t>17.4.1 什么是原生多模态？</w:t>
@@ -13678,7 +13678,7 @@
           <w:rFonts w:ascii="Times New Roman" w:hAnsi="Times New Roman" w:eastAsia="微软雅黑"/>
           <w:b/>
           <w:i w:val="0"/>
-          <w:color w:val="1F3964"/>
+          <w:color w:val="4E7EBA"/>
           <w:sz w:val="24"/>
         </w:rPr>
         <w:t>17.4.2 Chameleon 是怎么做的？</w:t>
@@ -14048,7 +14048,7 @@
           <w:rFonts w:ascii="Times New Roman" w:hAnsi="Times New Roman" w:eastAsia="微软雅黑"/>
           <w:b/>
           <w:i w:val="0"/>
-          <w:color w:val="1F3964"/>
+          <w:color w:val="4E7EBA"/>
           <w:sz w:val="24"/>
         </w:rPr>
         <w:t>17.4.3 原生多模态的挑战</w:t>
@@ -14364,7 +14364,7 @@
           <w:rFonts w:ascii="Times New Roman" w:hAnsi="Times New Roman" w:eastAsia="微软雅黑"/>
           <w:b/>
           <w:i w:val="0"/>
-          <w:color w:val="1F3964"/>
+          <w:color w:val="4E7EBA"/>
           <w:sz w:val="27"/>
         </w:rPr>
         <w:t>17.5 多模态模型的未来</w:t>
@@ -14394,7 +14394,7 @@
           <w:rFonts w:ascii="Times New Roman" w:hAnsi="Times New Roman" w:eastAsia="微软雅黑"/>
           <w:b/>
           <w:i w:val="0"/>
-          <w:color w:val="1F3964"/>
+          <w:color w:val="4E7EBA"/>
           <w:sz w:val="24"/>
         </w:rPr>
         <w:t>17.5.1 趋势一：越来越统一</w:t>
@@ -14470,7 +14470,7 @@
           <w:rFonts w:ascii="Times New Roman" w:hAnsi="Times New Roman" w:eastAsia="微软雅黑"/>
           <w:b/>
           <w:i w:val="0"/>
-          <w:color w:val="1F3964"/>
+          <w:color w:val="4E7EBA"/>
           <w:sz w:val="24"/>
         </w:rPr>
         <w:t>17.5.2 趋势二：模态越来越多</w:t>
@@ -14546,7 +14546,7 @@
           <w:rFonts w:ascii="Times New Roman" w:hAnsi="Times New Roman" w:eastAsia="微软雅黑"/>
           <w:b/>
           <w:i w:val="0"/>
-          <w:color w:val="1F3964"/>
+          <w:color w:val="4E7EBA"/>
           <w:sz w:val="24"/>
         </w:rPr>
         <w:t>17.5.3 趋势三：生成能力越来越强</w:t>
@@ -14622,7 +14622,7 @@
           <w:rFonts w:ascii="Times New Roman" w:hAnsi="Times New Roman" w:eastAsia="微软雅黑"/>
           <w:b/>
           <w:i w:val="0"/>
-          <w:color w:val="1F3964"/>
+          <w:color w:val="4E7EBA"/>
           <w:sz w:val="24"/>
         </w:rPr>
         <w:t>17.5.4 终极目标：全能模型</w:t>
@@ -14914,7 +14914,7 @@
           <w:rFonts w:ascii="Times New Roman" w:hAnsi="Times New Roman" w:eastAsia="微软雅黑"/>
           <w:b/>
           <w:i w:val="0"/>
-          <w:color w:val="1F3964"/>
+          <w:color w:val="4E7EBA"/>
           <w:sz w:val="27"/>
         </w:rPr>
         <w:t>17.6 本讲小结</w:t>
@@ -15422,7 +15422,7 @@
           <w:rFonts w:ascii="Times New Roman" w:hAnsi="Times New Roman" w:eastAsia="微软雅黑"/>
           <w:b/>
           <w:i w:val="0"/>
-          <w:color w:val="1F3964"/>
+          <w:color w:val="4E7EBA"/>
           <w:sz w:val="27"/>
         </w:rPr>
         <w:t>17.7 小白常见问题 Q&amp;A</w:t>
@@ -15842,7 +15842,7 @@
           <w:rFonts w:ascii="Times New Roman" w:hAnsi="Times New Roman" w:eastAsia="微软雅黑"/>
           <w:b/>
           <w:i w:val="0"/>
-          <w:color w:val="1F3964"/>
+          <w:color w:val="4E7EBA"/>
           <w:sz w:val="27"/>
         </w:rPr>
         <w:t>17.8 学习路线图</w:t>
@@ -16078,7 +16078,7 @@
           <w:rFonts w:ascii="Times New Roman" w:hAnsi="Times New Roman" w:eastAsia="微软雅黑"/>
           <w:b/>
           <w:i w:val="0"/>
-          <w:color w:val="1F3964"/>
+          <w:color w:val="4E7EBA"/>
           <w:sz w:val="32"/>
         </w:rPr>
         <w:t>模块小结：对齐与多模态（L15-L17）</w:t>
@@ -17095,7 +17095,7 @@
       <w:rFonts w:asciiTheme="majorHAnsi" w:eastAsiaTheme="majorEastAsia" w:hAnsiTheme="majorHAnsi" w:cstheme="majorBidi" w:eastAsia="微软雅黑"/>
       <w:b/>
       <w:bCs/>
-      <w:color w:val="365F91" w:themeColor="accent1" w:themeShade="BF"/>
+      <w:color w:val="4E7EBA"/>
       <w:sz w:val="28"/>
       <w:szCs w:val="28"/>
     </w:rPr>
@@ -17119,7 +17119,7 @@
       <w:rFonts w:asciiTheme="majorHAnsi" w:eastAsiaTheme="majorEastAsia" w:hAnsiTheme="majorHAnsi" w:cstheme="majorBidi" w:eastAsia="微软雅黑"/>
       <w:b/>
       <w:bCs/>
-      <w:color w:val="4F81BD" w:themeColor="accent1"/>
+      <w:color w:val="4E7EBA"/>
       <w:sz w:val="26"/>
       <w:szCs w:val="26"/>
     </w:rPr>
@@ -17143,7 +17143,7 @@
       <w:rFonts w:asciiTheme="majorHAnsi" w:eastAsiaTheme="majorEastAsia" w:hAnsiTheme="majorHAnsi" w:cstheme="majorBidi" w:eastAsia="微软雅黑"/>
       <w:b/>
       <w:bCs/>
-      <w:color w:val="4F81BD" w:themeColor="accent1"/>
+      <w:color w:val="4E7EBA"/>
     </w:rPr>
   </w:style>
   <w:style w:type="paragraph" w:styleId="Heading4">
@@ -17168,7 +17168,7 @@
       <w:bCs/>
       <w:i/>
       <w:iCs/>
-      <w:color w:val="4F81BD" w:themeColor="accent1"/>
+      <w:color w:val="4E7EBA"/>
     </w:rPr>
   </w:style>
   <w:style w:type="paragraph" w:styleId="Heading5">
